--- a/rapports/16_02_2026/Amina_DEME/coh_EQ1_sup_011301220028.docx
+++ b/rapports/16_02_2026/Amina_DEME/coh_EQ1_sup_011301220028.docx
@@ -25,7 +25,7 @@
         <w:br/>
         <w:t>Grappe: 011301220028</w:t>
         <w:br/>
-        <w:t>Date: 16/02/2026 a 12:40</w:t>
+        <w:t>Date: 16/02/2026 a 12:58</w:t>
       </w:r>
     </w:p>
     <w:p/>
@@ -904,7 +904,7 @@
         <w:br/>
         <w:t xml:space="preserve">- </w:t>
         <w:br/>
-        <w:t>- La section n'est pas renseignée pour Rama Kamara, prière de la renseigner.</w:t>
+        <w:t>- La section n'est pas renseignée pour Yacine Ndiaye, prière de la renseigner.</w:t>
       </w:r>
     </w:p>
     <w:p>

--- a/rapports/16_02_2026/Amina_DEME/coh_EQ1_sup_011301220028.docx
+++ b/rapports/16_02_2026/Amina_DEME/coh_EQ1_sup_011301220028.docx
@@ -25,7 +25,7 @@
         <w:br/>
         <w:t>Grappe: 011301220028</w:t>
         <w:br/>
-        <w:t>Date: 16/02/2026 a 12:58</w:t>
+        <w:t>Date: 16/02/2026 a 13:05</w:t>
       </w:r>
     </w:p>
     <w:p/>
@@ -97,7 +97,7 @@
           </w:tcPr>
           <w:p>
             <w:r>
-              <w:t>10</w:t>
+              <w:t>12</w:t>
             </w:r>
           </w:p>
         </w:tc>
@@ -119,7 +119,7 @@
           </w:tcPr>
           <w:p>
             <w:r>
-              <w:t>25</w:t>
+              <w:t>26</w:t>
             </w:r>
           </w:p>
         </w:tc>
@@ -219,7 +219,7 @@
           </w:tcPr>
           <w:p>
             <w:r>
-              <w:t>10</w:t>
+              <w:t>12</w:t>
             </w:r>
           </w:p>
         </w:tc>
@@ -242,6 +242,38 @@
           <w:p>
             <w:r>
               <w:t>Champs et parcelles</w:t>
+            </w:r>
+          </w:p>
+        </w:tc>
+        <w:tc>
+          <w:tcPr>
+            <w:tcW w:type="dxa" w:w="3324"/>
+          </w:tcPr>
+          <w:p>
+            <w:r>
+              <w:t>12</w:t>
+            </w:r>
+          </w:p>
+        </w:tc>
+      </w:tr>
+      <w:tr>
+        <w:tc>
+          <w:tcPr>
+            <w:tcW w:type="dxa" w:w="3324"/>
+          </w:tcPr>
+          <w:p>
+            <w:r>
+              <w:t>Section0</w:t>
+            </w:r>
+          </w:p>
+        </w:tc>
+        <w:tc>
+          <w:tcPr>
+            <w:tcW w:type="dxa" w:w="3324"/>
+          </w:tcPr>
+          <w:p>
+            <w:r>
+              <w:t>Identification et renseignements de controle</w:t>
             </w:r>
           </w:p>
         </w:tc>
@@ -283,39 +315,7 @@
           </w:tcPr>
           <w:p>
             <w:r>
-              <w:t>9</w:t>
-            </w:r>
-          </w:p>
-        </w:tc>
-      </w:tr>
-      <w:tr>
-        <w:tc>
-          <w:tcPr>
-            <w:tcW w:type="dxa" w:w="3324"/>
-          </w:tcPr>
-          <w:p>
-            <w:r>
-              <w:t>Section0</w:t>
-            </w:r>
-          </w:p>
-        </w:tc>
-        <w:tc>
-          <w:tcPr>
-            <w:tcW w:type="dxa" w:w="3324"/>
-          </w:tcPr>
-          <w:p>
-            <w:r>
-              <w:t>Identification et renseignements de controle</w:t>
-            </w:r>
-          </w:p>
-        </w:tc>
-        <w:tc>
-          <w:tcPr>
-            <w:tcW w:type="dxa" w:w="3324"/>
-          </w:tcPr>
-          <w:p>
-            <w:r>
-              <w:t>8</w:t>
+              <w:t>10</w:t>
             </w:r>
           </w:p>
         </w:tc>
@@ -338,6 +338,38 @@
           <w:p>
             <w:r>
               <w:t>Caracteristiques des membres</w:t>
+            </w:r>
+          </w:p>
+        </w:tc>
+        <w:tc>
+          <w:tcPr>
+            <w:tcW w:type="dxa" w:w="3324"/>
+          </w:tcPr>
+          <w:p>
+            <w:r>
+              <w:t>9</w:t>
+            </w:r>
+          </w:p>
+        </w:tc>
+      </w:tr>
+      <w:tr>
+        <w:tc>
+          <w:tcPr>
+            <w:tcW w:type="dxa" w:w="3324"/>
+          </w:tcPr>
+          <w:p>
+            <w:r>
+              <w:t>Section14</w:t>
+            </w:r>
+          </w:p>
+        </w:tc>
+        <w:tc>
+          <w:tcPr>
+            <w:tcW w:type="dxa" w:w="3324"/>
+          </w:tcPr>
+          <w:p>
+            <w:r>
+              <w:t>Chocs</w:t>
             </w:r>
           </w:p>
         </w:tc>
@@ -370,6 +402,38 @@
           <w:p>
             <w:r>
               <w:t>Depenses non-alimentaires - 30 jours</w:t>
+            </w:r>
+          </w:p>
+        </w:tc>
+        <w:tc>
+          <w:tcPr>
+            <w:tcW w:type="dxa" w:w="3324"/>
+          </w:tcPr>
+          <w:p>
+            <w:r>
+              <w:t>6</w:t>
+            </w:r>
+          </w:p>
+        </w:tc>
+      </w:tr>
+      <w:tr>
+        <w:tc>
+          <w:tcPr>
+            <w:tcW w:type="dxa" w:w="3324"/>
+          </w:tcPr>
+          <w:p>
+            <w:r>
+              <w:t>Section9f</w:t>
+            </w:r>
+          </w:p>
+        </w:tc>
+        <w:tc>
+          <w:tcPr>
+            <w:tcW w:type="dxa" w:w="3324"/>
+          </w:tcPr>
+          <w:p>
+            <w:r>
+              <w:t>Depenses non-alimentaires - 12 mois</w:t>
             </w:r>
           </w:p>
         </w:tc>
@@ -423,7 +487,7 @@
           </w:tcPr>
           <w:p>
             <w:r>
-              <w:t>Section14</w:t>
+              <w:t>Section3</w:t>
             </w:r>
           </w:p>
         </w:tc>
@@ -433,71 +497,7 @@
           </w:tcPr>
           <w:p>
             <w:r>
-              <w:t>Chocs</w:t>
-            </w:r>
-          </w:p>
-        </w:tc>
-        <w:tc>
-          <w:tcPr>
-            <w:tcW w:type="dxa" w:w="3324"/>
-          </w:tcPr>
-          <w:p>
-            <w:r>
-              <w:t>5</w:t>
-            </w:r>
-          </w:p>
-        </w:tc>
-      </w:tr>
-      <w:tr>
-        <w:tc>
-          <w:tcPr>
-            <w:tcW w:type="dxa" w:w="3324"/>
-          </w:tcPr>
-          <w:p>
-            <w:r>
-              <w:t>Section4b</w:t>
-            </w:r>
-          </w:p>
-        </w:tc>
-        <w:tc>
-          <w:tcPr>
-            <w:tcW w:type="dxa" w:w="3324"/>
-          </w:tcPr>
-          <w:p>
-            <w:r>
-              <w:t>Emploi - Activite principale</w:t>
-            </w:r>
-          </w:p>
-        </w:tc>
-        <w:tc>
-          <w:tcPr>
-            <w:tcW w:type="dxa" w:w="3324"/>
-          </w:tcPr>
-          <w:p>
-            <w:r>
-              <w:t>4</w:t>
-            </w:r>
-          </w:p>
-        </w:tc>
-      </w:tr>
-      <w:tr>
-        <w:tc>
-          <w:tcPr>
-            <w:tcW w:type="dxa" w:w="3324"/>
-          </w:tcPr>
-          <w:p>
-            <w:r>
-              <w:t>Section7a2</w:t>
-            </w:r>
-          </w:p>
-        </w:tc>
-        <w:tc>
-          <w:tcPr>
-            <w:tcW w:type="dxa" w:w="3324"/>
-          </w:tcPr>
-          <w:p>
-            <w:r>
-              <w:t>Repas pris a l'exterieur du menage</w:t>
+              <w:t>Sante</w:t>
             </w:r>
           </w:p>
         </w:tc>
@@ -850,7 +850,7 @@
         <w:rPr>
           <w:sz w:val="20"/>
         </w:rPr>
-        <w:t>- Il est obligatoire de prendre les coordonnées Gps avant d'administrer le questionnaire. Prière de prendre les coordonnées GPS.</w:t>
+        <w:t>- Le questionnaire semble ne pas être complètement fini mais le questionnaire est en statut complet, prière de compléter le questionnaire. Il est obligatoire de prendre les coordonnées Gps avant d'administrer le questionnaire. Prière de prendre les coordonnées GPS.</w:t>
       </w:r>
     </w:p>
     <w:p>
@@ -898,13 +898,7 @@
         <w:rPr>
           <w:sz w:val="20"/>
         </w:rPr>
-        <w:t xml:space="preserve">- || </w:t>
-        <w:br/>
-        <w:t xml:space="preserve">- </w:t>
-        <w:br/>
-        <w:t xml:space="preserve">- </w:t>
-        <w:br/>
-        <w:t>- La section n'est pas renseignée pour Yacine Ndiaye, prière de la renseigner.</w:t>
+        <w:t>- Le principal problème de santé que Yacine Ndiaye a eu est Maux de tete et semble exister dans les modalités, prière de prendre attache avec le QG pour plus d'explication afin de la classer bien.</w:t>
       </w:r>
     </w:p>
     <w:p>
@@ -956,56 +950,6 @@
           <w:color w:val="4672C4"/>
           <w:sz w:val="22"/>
         </w:rPr>
-        <w:t>&gt;&gt; Section7a1 - Repas pris a l'exterieur du menage</w:t>
-      </w:r>
-    </w:p>
-    <w:p>
-      <w:pPr>
-        <w:ind w:left="283"/>
-      </w:pPr>
-      <w:r>
-        <w:rPr>
-          <w:sz w:val="20"/>
-        </w:rPr>
-        <w:t>- Attention ! La section sur le repas pris à l'extérieur du ménage n'est pas renseignée à 100 %. Prière de vérifier l'ensemble des questions relatives à cette section et de les renseigner en totalité.</w:t>
-      </w:r>
-    </w:p>
-    <w:p>
-      <w:r>
-        <w:rPr>
-          <w:b/>
-          <w:color w:val="4672C4"/>
-          <w:sz w:val="22"/>
-        </w:rPr>
-        <w:t>&gt;&gt; Section7a2 - Repas pris a l'exterieur du menage</w:t>
-      </w:r>
-    </w:p>
-    <w:p>
-      <w:pPr>
-        <w:ind w:left="283"/>
-      </w:pPr>
-      <w:r>
-        <w:rPr>
-          <w:sz w:val="20"/>
-        </w:rPr>
-        <w:t xml:space="preserve">- La section sur le repas pris à l'extérieur du ménage du membre Malick Kamara n'est pas renseignée à 100 %. Prière de vérifier l'ensemble des questions relatives à ce membre et de les renseigner en totalité. </w:t>
-        <w:br/>
-        <w:t xml:space="preserve">- La section sur le repas pris à l'extérieur du ménage du membre Mohamed Ndiaye n'est pas renseignée à 100 %. Prière de vérifier l'ensemble des questions relatives à ce membre et de les renseigner en totalité. </w:t>
-        <w:br/>
-        <w:t xml:space="preserve">- La section sur le repas pris à l'extérieur du ménage du membre Ndeye Mareme Fall n'est pas renseignée à 100 %. Prière de vérifier l'ensemble des questions relatives à ce membre et de les renseigner en totalité. Les montants pour les repas pris à l'extérieur de Ndeye Mareme Fall dont il a acheté et reçu en cadeau ne sont pas renseignés à 100 %, quand vous dite que ce membre a acheté et reçu en cadeau obligatoirement les deux montants doivent être renseignés, prière de regarder et renseigner. </w:t>
-        <w:br/>
-        <w:t xml:space="preserve">- La section sur le repas pris à l'extérieur du ménage du membre Rama Kamara n'est pas renseignée à 100 %. Prière de vérifier l'ensemble des questions relatives à ce membre et de les renseigner en totalité. </w:t>
-        <w:br/>
-        <w:t>- La section sur le repas pris à l'extérieur du ménage du membre Yacine Ndiaye n'est pas renseignée à 100 %. Prière de vérifier l'ensemble des questions relatives à ce membre et de les renseigner en totalité.</w:t>
-      </w:r>
-    </w:p>
-    <w:p>
-      <w:r>
-        <w:rPr>
-          <w:b/>
-          <w:color w:val="4672C4"/>
-          <w:sz w:val="22"/>
-        </w:rPr>
         <w:t>&gt;&gt; Section7b - Consommation alimentaire - 7 jours</w:t>
       </w:r>
     </w:p>
@@ -1017,7 +961,7 @@
         <w:rPr>
           <w:sz w:val="20"/>
         </w:rPr>
-        <w:t>- Le ménage a consommé Ail mais les informations sur la quantité, l'unité ou la taille ne sont pas renseignées.Prière de renseigner. Le ménage a consommé Aubergine   mais les informations sur la quantité, l'unité ou la taille ne sont pas renseignées.Prière de renseigner. Le ménage a consommé Aubergine sauvage  mais les informations sur la quantité, l'unité ou la taille ne sont pas renseignées.Prière de renseigner. Le ménage a consommé Autres condiments (persil, céléri, etc.) mais les informations sur la quantité, l'unité ou la taille ne sont pas renseignées.Prière de renseigner. Le ménage a consommé Beurre mais les informations sur la quantité, l'unité ou la taille ne sont pas renseignées.Prière de renseigner. Le ménage a consommé Café en poudre soluble mais les informations sur la quantité, l'unité ou la taille ne sont pas renseignées.Prière de renseigner. Le ménage a consommé Caramel, bonbons, confiseries, etc. mais les informations sur la quantité, l'unité ou la taille ne sont pas renseignées.Prière de renseigner. Le ménage a consommé Carotte mais les informations sur la quantité, l'unité ou la taille ne sont pas renseignées.Prière de renseigner. Le ménage a consommé Carpe séchée mais les informations sur la quantité, l'unité ou la taille ne sont pas renseignées.Prière de renseigner. Le ménage a consommé Chocolat pâte à tartiner mais les informations sur la quantité, l'unité ou la taille ne sont pas renseignées.Prière de renseigner. Le ménage a consommé Choux mais les informations sur la quantité, l'unité ou la taille ne sont pas renseignées.Prière de renseigner. Le ménage a consommé Citron mais les informations sur la quantité, l'unité ou la taille ne sont pas renseignées.Prière de renseigner. Le ménage a consommé Concentré de tomate mais les informations sur la quantité, l'unité ou la taille ne sont pas renseignées.Prière de renseigner. Le ménage a consommé Courge mais les informations sur la quantité, l'unité ou la taille ne sont pas renseignées.Prière de renseigner. Le ménage a consommé Cube alimentaire (Maggi, Jumbo, ) mais les informations sur la quantité, l'unité ou la taille ne sont pas renseignées.Prière de renseigner. Le ménage a consommé Escargots mais les informations sur la quantité, l'unité ou la taille ne sont pas renseignées.Prière de renseigner. Le ménage a consommé Feuilles de  Haricot mais les informations sur la quantité, l'unité ou la taille ne sont pas renseignées.Prière de renseigner. Le ménage a consommé Lait caillé mais les informations sur la quantité, l'unité ou la taille ne sont pas renseignées.Prière de renseigner. Le ménage a consommé Lait en poudre mais les informations sur la quantité, l'unité ou la taille ne sont pas renseignées.Prière de renseigner. Le ménage a consommé Lait pour bébé mais les informations sur la quantité, l'unité ou la taille ne sont pas renseignées.Prière de renseigner. Le ménage a consommé Manioc en tubercules mais les informations sur la quantité, l'unité ou la taille ne sont pas renseignées.Prière de renseigner. Le ménage a consommé Niébé/Haricots secs mais les informations sur la quantité, l'unité ou la taille ne sont pas renseignées.Prière de renseigner. Le ménage a consommé Oignon frais mais les informations sur la quantité, l'unité ou la taille ne sont pas renseignées.Prière de renseigner. Le ménage a consommé Pain moderne (Baguette) mais les informations sur la quantité, l'unité ou la taille ne sont pas renseignées.Prière de renseigner. Le ménage a consommé Pastèque mais les informations sur la quantité, l'unité ou la taille ne sont pas renseignées.Prière de renseigner. Le ménage a consommé Patate douce mais les informations sur la quantité, l'unité ou la taille ne sont pas renseignées.Prière de renseigner. Le ménage a consommé Piment frais mais les informations sur la quantité, l'unité ou la taille ne sont pas renseignées.Prière de renseigner. Le ménage a consommé Piment séché mais les informations sur la quantité, l'unité ou la taille ne sont pas renseignées.Prière de renseigner. Le ménage a consommé Poireau mais les informations sur la quantité, l'unité ou la taille ne sont pas renseignées.Prière de renseigner. Le ménage a consommé Poivre mais les informations sur la quantité, l'unité ou la taille ne sont pas renseignées.Prière de renseigner. Le ménage a consommé Poivron frais mais les informations sur la quantité, l'unité ou la taille ne sont pas renseignées.Prière de renseigner. Le ménage a consommé Pomme de terre mais les informations sur la quantité, l'unité ou la taille ne sont pas renseignées.Prière de renseigner. Le ménage a consommé Pâte d'arachide mais les informations sur la quantité, l'unité ou la taille ne sont pas renseignées.Prière de renseigner. Le ménage a consommé Sel mais les informations sur la quantité, l'unité ou la taille ne sont pas renseignées.Prière de renseigner. Difficile de consommer le Sel en   prière de verifier. Le ménage a consommé Silure séché mais les informations sur la quantité, l'unité ou la taille ne sont pas renseignées.Prière de renseigner. Le ménage a consommé Soumbala (moutarde africaine) mais les informations sur la quantité, l'unité ou la taille ne sont pas renseignées.Prière de renseigner. Le ménage a consommé Sucre en poudre  mais les informations sur la quantité, l'unité ou la taille ne sont pas renseignées.Prière de renseigner. Le ménage a consommé Tamarin noir mais les informations sur la quantité, l'unité ou la taille ne sont pas renseignées.Prière de renseigner. Le ménage a consommé Thé en sachet mais les informations sur la quantité, l'unité ou la taille ne sont pas renseignées.Prière de renseigner. Avertissement!!! Le ménage a consommé .a   de Thé en sachet, cette quantité semble anormale pour une consommation des 7 derniers jours.Les ménages consomment géneralement en sachet ou en paquet, prière de corriger ou de confirmer avec le QG. Le ménage a consommé Vinaigre de vin mais les informations sur la quantité, l'unité ou la taille ne sont pas renseignées.Prière de renseigner. Le ménage a consommé Œufs frais mais les informations sur la quantité, l'unité ou la taille ne sont pas renseignées.Prière de renseigner.</w:t>
+        <w:t>- Attention ! Le prix unitaire d'achat (150 Fcfa) de Carotte en Pièce (Petit) est relativement élevé par rapport aux autres prix observés dans cette zone. Prière de corriger ou de confirmer avec le QG. Attention ! Le prix unitaire d'achat (25 Fcfa) de Vinaigre de vin en Sachets (Petit) est relativement faible par rapport aux autres prix observés dans cette zone. Prière de corriger ou de confirmer avec le QG. Attention ! Le prix unitaire d'achat (300 Fcfa) de Lait concentré non-sucré en Boite (Autre que la boite/pot de tomate) (Petit) est relativement faible par rapport aux autres prix observés dans cette zone. Prière de corriger ou de confirmer avec le QG. Avertissement!!! Le ménage a consommé 14 Paquet Petit de Caramel, bonbons, confiseries, etc., cette quantité semble anormale pour une consommation des 7 derniers jours.Prière de corriger ou de confirmer avec le QG. Avertissement!!! Le ménage a consommé 3 Paquet Petit de Thé en sachet, cette quantité semble anormale pour une consommation des 7 derniers jours.Prière de corriger ou de confirmer avec le QG. Avertissement!! le prix unitaire (150 Fcfa) de Thé en sachet (unité: Paquet) de taille Petit est très faible ou élevé. Prière de corriger ou de confirmer avec le QG. Incohérence!! Dans ce ménage, chaque individus consomme par jour 77.63886 Kg  de cereale; Prière de revoir les quantités prises de ces produits. Attention ! Le prix unitaire d'achat (600 Fcfa) de Riz importé parfumé en Kg (taille unique) est relativement élevé par rapport aux autres prix observés dans cette zone. Prière de corriger ou de confirmer avec le QG.</w:t>
       </w:r>
     </w:p>
     <w:p>
@@ -1027,7 +971,7 @@
           <w:color w:val="4672C4"/>
           <w:sz w:val="22"/>
         </w:rPr>
-        <w:t>&gt;&gt; Section9c - Depenses non-alimentaires - 30 jours</w:t>
+        <w:t>&gt;&gt; Section15 - Filets sociaux</w:t>
       </w:r>
     </w:p>
     <w:p>
@@ -1038,76 +982,7 @@
         <w:rPr>
           <w:sz w:val="20"/>
         </w:rPr>
-        <w:t xml:space="preserve">- La dernière fois que vous avez acheté Frais de coiffure homme et femme (salon, tressage, mèches, coupe, etc.), manucure, pédicure est coiffeuse et semble exister dans les modalités, prière de prendre attache avec le QG pour plus d'explication afin de la classer bien. </w:t>
-        <w:br/>
-        <w:t xml:space="preserve">-  La dernière fois que vous avez acheté Lait, lotion de toilette corporelle (glycérine, vaseline, etc.), produits de maquillage est cosmetique et semble exister dans les modalités, prière de prendre attache avec le QG pour plus d'explication afin de la classer bien. </w:t>
-        <w:br/>
-        <w:t xml:space="preserve">-  La dernière fois que vous avez acheté Savon de toilette, shampoing est cosmetique et semble exister dans les modalités, prière de prendre attache avec le QG pour plus d'explication afin de la classer bien. </w:t>
-        <w:br/>
-        <w:t>- Peu plausible! le montant de la dépense pour Gaz domestique 6 kilogrammes semble faible. Veuillez, s'il vous plaît, confirmer cette information avec le QG ou la corriger.</w:t>
-      </w:r>
-    </w:p>
-    <w:p>
-      <w:r>
-        <w:rPr>
-          <w:b/>
-          <w:color w:val="4672C4"/>
-          <w:sz w:val="22"/>
-        </w:rPr>
-        <w:t>&gt;&gt; Section9d - Depenses non-alimentaires - 3 mois</w:t>
-      </w:r>
-    </w:p>
-    <w:p>
-      <w:pPr>
-        <w:ind w:left="283"/>
-      </w:pPr>
-      <w:r>
-        <w:rPr>
-          <w:sz w:val="20"/>
-        </w:rPr>
-        <w:t>- Peu plausible! le montant de la dépense pour Frais de livraison d'un achat, non inclus dans le prix d'acquisition semble trop faible. Veuillez, s'il vous plaît, confirmer cette information avec le QG ou la corriger.</w:t>
-      </w:r>
-    </w:p>
-    <w:p>
-      <w:r>
-        <w:rPr>
-          <w:b/>
-          <w:color w:val="4672C4"/>
-          <w:sz w:val="22"/>
-        </w:rPr>
-        <w:t>&gt;&gt; Section10b - caracteristiques entreprise non agricole</w:t>
-      </w:r>
-    </w:p>
-    <w:p>
-      <w:pPr>
-        <w:ind w:left="283"/>
-      </w:pPr>
-      <w:r>
-        <w:rPr>
-          <w:sz w:val="20"/>
-        </w:rPr>
-        <w:t>- Le montant dépensé de l'entreprise restauration en achat de matières premières pour les produits vendus au cours des 30 derniers jours ou durant le dernier mois où l'entreprise a fonctionné ne peut pas être supéreur aux montants obtenus sur la vente de produits transformés par l'entreprise au cours de cette même période où l'entreprise a fonctionné (s10q49 &gt; s10q48), prière de corriger.</w:t>
-      </w:r>
-    </w:p>
-    <w:p>
-      <w:r>
-        <w:rPr>
-          <w:b/>
-          <w:color w:val="4672C4"/>
-          <w:sz w:val="22"/>
-        </w:rPr>
-        <w:t>&gt;&gt; Section12 - Actifs du menage</w:t>
-      </w:r>
-    </w:p>
-    <w:p>
-      <w:pPr>
-        <w:ind w:left="283"/>
-      </w:pPr>
-      <w:r>
-        <w:rPr>
-          <w:sz w:val="20"/>
-        </w:rPr>
-        <w:t>- Avertissement!!! Le prix d'achat (15000) de l'article  Ventilateur sur pied est inférieur aux prix de revente (90000)  avec l'âge du bien atteignant 5 ans. Prière de vérifier ou confirmer avec l'enquêté et mettre les bonnes valeurs après verification, s'il le faut. Attention ! Ventilateur sur pied a été revendu à 90000 Fcfa qui est relativement élevé par rapport aux autres prix de revente observés dans cette zone. Prière de corriger ou de confirmer avec le QG.</w:t>
+        <w:t>- Le temps que le ménage a réçu pour Soins gratuits pour les enfants de moins de 5 ans par jour semble incoherent. Prière de corriger.</w:t>
       </w:r>
     </w:p>
     <w:p>
@@ -2115,7 +1990,7 @@
         <w:rPr>
           <w:sz w:val="20"/>
         </w:rPr>
-        <w:t>- Attention ! Le prix unitaire d'achat (2000 Fcfa) de Orange  en Kg (taille unique) est relativement élevé par rapport aux autres prix observés dans cette zone. Prière de corriger ou de confirmer avec le QG. Le prix d'achat unitaire (1 Fcfa) de Autres tisanes et infusions n.d.a. (quinqueliba, citronnelle, etc.) en cup/gobelet de taille Moyen  est invraisemblable, prière de regarder les reponses prises dans les questions s07bq07a s07bq07b s07bq07c s07bq08 pour mieux corriger. Le prix d'achat unitaire (8000 Fcfa) de Petit cola en Kg de taille taille unique prière de regarder les reponses prises dans les questions s07bq07a s07bq07b s07bq07c s07bq08 pour mieux corriger.</w:t>
+        <w:t>- Attention ! Le prix unitaire d'achat (2000 Fcfa) de Orange  en Kg (taille unique) est relativement élevé par rapport aux autres prix observés dans cette zone. Prière de corriger ou de confirmer avec le QG. Attention ! Soupçons de quantité anormale! Le ménage de PAPE DIAGNE avec une taille de 1 personnes a consommé 2.5 Kg en taille unique de Mandarine/Clémentine qui est relativement élevé comme consommation par rapport à la condition de vie des autres ménages de même taille dans cette zone. Prière de corriger ou de confirmer avec le QG. Le prix d'achat unitaire (1 Fcfa) de Autres tisanes et infusions n.d.a. (quinqueliba, citronnelle, etc.) en cup/gobelet de taille Moyen  est invraisemblable, prière de regarder les reponses prises dans les questions s07bq07a s07bq07b s07bq07c s07bq08 pour mieux corriger. Le prix d'achat unitaire (8000 Fcfa) de Petit cola en Kg de taille taille unique prière de regarder les reponses prises dans les questions s07bq07a s07bq07b s07bq07c s07bq08 pour mieux corriger.</w:t>
       </w:r>
     </w:p>
     <w:p>
@@ -2621,7 +2496,7 @@
         <w:rPr>
           <w:sz w:val="20"/>
         </w:rPr>
-        <w:t>- La dernière fois que vous avez acheté Arachides décortiquées est recu en cadeau et semble exister dans les modalités, prière de prendre attache avec le QG pour plus d'explication afin de la classer bien. Attention ! Le prix unitaire d'achat (2000 Fcfa) de Pastèque en Pièce (Moyen) est relativement élevé par rapport aux autres prix observés dans cette zone. Prière de corriger ou de confirmer avec le QG. Attention ! Soupçons de quantité anormale! Le ménage de MODOU SARR avec une taille de 2 personnes a consommé 1.75 Kg en taille unique de Sucre en poudre  qui est relativement élevé comme consommation par rapport à la condition de vie des autres ménages de même taille dans cette zone. Prière de corriger ou de confirmer avec le QG. Avertissement!!! Le ménage a consommé 7 Paquet Petit de Thé en sachet, cette quantité semble anormale pour une consommation des 7 derniers jours.Prière de corriger ou de confirmer avec le QG. Avertissement!! le prix unitaire (150 Fcfa) de Thé en sachet (unité: Paquet) de taille Petit est très faible ou élevé. Prière de corriger ou de confirmer avec le QG.</w:t>
+        <w:t>- La dernière fois que vous avez acheté Arachides décortiquées est recu en cadeau et semble exister dans les modalités, prière de prendre attache avec le QG pour plus d'explication afin de la classer bien. Attention ! Le prix unitaire d'achat (2000 Fcfa) de Pastèque en Pièce (Moyen) est relativement élevé par rapport aux autres prix observés dans cette zone. Prière de corriger ou de confirmer avec le QG. Avertissement!!! Le ménage a consommé 7 Paquet Petit de Thé en sachet, cette quantité semble anormale pour une consommation des 7 derniers jours.Prière de corriger ou de confirmer avec le QG. Avertissement!! le prix unitaire (150 Fcfa) de Thé en sachet (unité: Paquet) de taille Petit est très faible ou élevé. Prière de corriger ou de confirmer avec le QG.</w:t>
       </w:r>
     </w:p>
     <w:p>
@@ -3612,7 +3487,7 @@
         <w:rPr>
           <w:sz w:val="20"/>
         </w:rPr>
-        <w:t>- Attention ! Le prix unitaire d'achat (50 Fcfa) de Cube alimentaire (Maggi, Jumbo, ) en Cube (Petit) est relativement élevé par rapport aux autres prix observés dans cette zone. Prière de corriger ou de confirmer avec le QG. Avertissement!!! Le ménage a consommé 4 Paquet Petit de Thé en sachet, cette quantité semble anormale pour une consommation des 7 derniers jours.Prière de corriger ou de confirmer avec le QG. Avertissement!! le prix unitaire (150 Fcfa) de Thé en sachet (unité: Paquet) de taille Petit est très faible ou élevé. Prière de corriger ou de confirmer avec le QG.</w:t>
+        <w:t>- Attention ! Le prix unitaire d'achat (50 Fcfa) de Cube alimentaire (Maggi, Jumbo, ) en Cube (Petit) est relativement élevé par rapport aux autres prix observés dans cette zone. Prière de corriger ou de confirmer avec le QG. Attention ! Le prix unitaire d'achat (600 Fcfa) de Huile de palme raffinée en Litre (taille unique) est relativement faible par rapport aux autres prix observés dans cette zone. Prière de corriger ou de confirmer avec le QG. Avertissement!!! Le ménage a consommé 4 Paquet Petit de Thé en sachet, cette quantité semble anormale pour une consommation des 7 derniers jours.Prière de corriger ou de confirmer avec le QG. Avertissement!! le prix unitaire (150 Fcfa) de Thé en sachet (unité: Paquet) de taille Petit est très faible ou élevé. Prière de corriger ou de confirmer avec le QG.</w:t>
       </w:r>
     </w:p>
     <w:p>
@@ -3699,6 +3574,537 @@
           <w:sz w:val="20"/>
         </w:rPr>
         <w:t>- Avertissement! la valeur d'achat (550000 Fcfa) d'un Bovin est trop petite ou élevée . Veuillez confirmer ces informations avec le QG ou apporter les corrections nécessaires. Attention ! Le ménage a acheté 1 Bovins à 550000 donc un prix unitaire d'achat (550000 Fcfa) qui  est relativement elevé par rapport aux autres prix observés dans cette zone. Prière de corriger ou de confirmer avec le QG.</w:t>
+      </w:r>
+    </w:p>
+    <w:p>
+      <w:r>
+        <w:t>________________________________________________________________________________</w:t>
+      </w:r>
+    </w:p>
+    <w:p>
+      <w:pPr>
+        <w:pStyle w:val="Heading2"/>
+      </w:pPr>
+      <w:r>
+        <w:t>Menage 10</w:t>
+      </w:r>
+    </w:p>
+    <w:tbl>
+      <w:tblPr>
+        <w:tblStyle w:val="TableGrid"/>
+        <w:tblW w:type="auto" w:w="0"/>
+        <w:tblLook w:firstColumn="1" w:firstRow="1" w:lastColumn="0" w:lastRow="0" w:noHBand="0" w:noVBand="1" w:val="04A0"/>
+      </w:tblPr>
+      <w:tblGrid>
+        <w:gridCol w:w="1662"/>
+        <w:gridCol w:w="1662"/>
+        <w:gridCol w:w="1662"/>
+        <w:gridCol w:w="1662"/>
+        <w:gridCol w:w="1662"/>
+        <w:gridCol w:w="1662"/>
+      </w:tblGrid>
+      <w:tr>
+        <w:tc>
+          <w:tcPr>
+            <w:tcW w:type="dxa" w:w="1662"/>
+            <w:shd w:fill="5B9BD5"/>
+          </w:tcPr>
+          <w:p>
+            <w:r>
+              <w:rPr>
+                <w:b/>
+                <w:color w:val="FFFFFF"/>
+                <w:sz w:val="16"/>
+              </w:rPr>
+              <w:t>Interview Key</w:t>
+            </w:r>
+          </w:p>
+        </w:tc>
+        <w:tc>
+          <w:tcPr>
+            <w:tcW w:type="dxa" w:w="1662"/>
+            <w:shd w:fill="5B9BD5"/>
+          </w:tcPr>
+          <w:p>
+            <w:r>
+              <w:rPr>
+                <w:b/>
+                <w:color w:val="FFFFFF"/>
+                <w:sz w:val="16"/>
+              </w:rPr>
+              <w:t>Interview ID</w:t>
+            </w:r>
+          </w:p>
+        </w:tc>
+        <w:tc>
+          <w:tcPr>
+            <w:tcW w:type="dxa" w:w="1662"/>
+            <w:shd w:fill="5B9BD5"/>
+          </w:tcPr>
+          <w:p>
+            <w:r>
+              <w:rPr>
+                <w:b/>
+                <w:color w:val="FFFFFF"/>
+                <w:sz w:val="16"/>
+              </w:rPr>
+              <w:t>ID Agent</w:t>
+            </w:r>
+          </w:p>
+        </w:tc>
+        <w:tc>
+          <w:tcPr>
+            <w:tcW w:type="dxa" w:w="1662"/>
+            <w:shd w:fill="5B9BD5"/>
+          </w:tcPr>
+          <w:p>
+            <w:r>
+              <w:rPr>
+                <w:b/>
+                <w:color w:val="FFFFFF"/>
+                <w:sz w:val="16"/>
+              </w:rPr>
+              <w:t>ID Equipe</w:t>
+            </w:r>
+          </w:p>
+        </w:tc>
+        <w:tc>
+          <w:tcPr>
+            <w:tcW w:type="dxa" w:w="1662"/>
+            <w:shd w:fill="5B9BD5"/>
+          </w:tcPr>
+          <w:p>
+            <w:r>
+              <w:rPr>
+                <w:b/>
+                <w:color w:val="FFFFFF"/>
+                <w:sz w:val="16"/>
+              </w:rPr>
+              <w:t>Agent</w:t>
+            </w:r>
+          </w:p>
+        </w:tc>
+        <w:tc>
+          <w:tcPr>
+            <w:tcW w:type="dxa" w:w="1662"/>
+            <w:shd w:fill="5B9BD5"/>
+          </w:tcPr>
+          <w:p>
+            <w:r>
+              <w:rPr>
+                <w:b/>
+                <w:color w:val="FFFFFF"/>
+                <w:sz w:val="16"/>
+              </w:rPr>
+              <w:t>Chef d'equipe</w:t>
+            </w:r>
+          </w:p>
+        </w:tc>
+      </w:tr>
+      <w:tr>
+        <w:tc>
+          <w:tcPr>
+            <w:tcW w:type="dxa" w:w="1662"/>
+          </w:tcPr>
+          <w:p>
+            <w:r>
+              <w:rPr>
+                <w:sz w:val="14"/>
+              </w:rPr>
+              <w:t>37-40-27-09</w:t>
+            </w:r>
+          </w:p>
+        </w:tc>
+        <w:tc>
+          <w:tcPr>
+            <w:tcW w:type="dxa" w:w="1662"/>
+          </w:tcPr>
+          <w:p>
+            <w:r>
+              <w:rPr>
+                <w:sz w:val="14"/>
+              </w:rPr>
+              <w:t>4d20a914eab9449ab2e27a1091ce253c</w:t>
+            </w:r>
+          </w:p>
+        </w:tc>
+        <w:tc>
+          <w:tcPr>
+            <w:tcW w:type="dxa" w:w="1662"/>
+          </w:tcPr>
+          <w:p>
+            <w:r>
+              <w:rPr>
+                <w:sz w:val="14"/>
+              </w:rPr>
+              <w:t>EQ1_enq1</w:t>
+            </w:r>
+          </w:p>
+        </w:tc>
+        <w:tc>
+          <w:tcPr>
+            <w:tcW w:type="dxa" w:w="1662"/>
+          </w:tcPr>
+          <w:p>
+            <w:r>
+              <w:rPr>
+                <w:sz w:val="14"/>
+              </w:rPr>
+              <w:t>Equipe1</w:t>
+            </w:r>
+          </w:p>
+        </w:tc>
+        <w:tc>
+          <w:tcPr>
+            <w:tcW w:type="dxa" w:w="1662"/>
+          </w:tcPr>
+          <w:p>
+            <w:r>
+              <w:rPr>
+                <w:sz w:val="14"/>
+              </w:rPr>
+              <w:t>Soda DIAKHATE</w:t>
+            </w:r>
+          </w:p>
+        </w:tc>
+        <w:tc>
+          <w:tcPr>
+            <w:tcW w:type="dxa" w:w="1662"/>
+          </w:tcPr>
+          <w:p>
+            <w:r>
+              <w:rPr>
+                <w:sz w:val="14"/>
+              </w:rPr>
+              <w:t>Betty  DIEDHIOU</w:t>
+            </w:r>
+          </w:p>
+        </w:tc>
+      </w:tr>
+    </w:tbl>
+    <w:p/>
+    <w:tbl>
+      <w:tblPr>
+        <w:tblStyle w:val="TableGrid"/>
+        <w:tblW w:type="auto" w:w="0"/>
+        <w:tblLook w:firstColumn="1" w:firstRow="1" w:lastColumn="0" w:lastRow="0" w:noHBand="0" w:noVBand="1" w:val="04A0"/>
+      </w:tblPr>
+      <w:tblGrid>
+        <w:gridCol w:w="3324"/>
+        <w:gridCol w:w="3324"/>
+        <w:gridCol w:w="3324"/>
+      </w:tblGrid>
+      <w:tr>
+        <w:tc>
+          <w:tcPr>
+            <w:tcW w:type="dxa" w:w="3324"/>
+            <w:shd w:fill="70AD47"/>
+          </w:tcPr>
+          <w:p>
+            <w:r>
+              <w:rPr>
+                <w:b/>
+                <w:color w:val="FFFFFF"/>
+                <w:sz w:val="18"/>
+              </w:rPr>
+              <w:t>Chef de Menage</w:t>
+            </w:r>
+          </w:p>
+        </w:tc>
+        <w:tc>
+          <w:tcPr>
+            <w:tcW w:type="dxa" w:w="3324"/>
+            <w:shd w:fill="70AD47"/>
+          </w:tcPr>
+          <w:p>
+            <w:r>
+              <w:rPr>
+                <w:b/>
+                <w:color w:val="FFFFFF"/>
+                <w:sz w:val="18"/>
+              </w:rPr>
+              <w:t>Quartier/Village (s00q05)</w:t>
+            </w:r>
+          </w:p>
+        </w:tc>
+        <w:tc>
+          <w:tcPr>
+            <w:tcW w:type="dxa" w:w="3324"/>
+            <w:shd w:fill="70AD47"/>
+          </w:tcPr>
+          <w:p>
+            <w:r>
+              <w:rPr>
+                <w:b/>
+                <w:color w:val="FFFFFF"/>
+                <w:sz w:val="18"/>
+              </w:rPr>
+              <w:t>Localisation GPS</w:t>
+            </w:r>
+          </w:p>
+        </w:tc>
+      </w:tr>
+      <w:tr>
+        <w:tc>
+          <w:tcPr>
+            <w:tcW w:type="dxa" w:w="3324"/>
+          </w:tcPr>
+          <w:p>
+            <w:r>
+              <w:rPr>
+                <w:sz w:val="18"/>
+              </w:rPr>
+              <w:t>FATOUMATA DIABY</w:t>
+            </w:r>
+          </w:p>
+        </w:tc>
+        <w:tc>
+          <w:tcPr>
+            <w:tcW w:type="dxa" w:w="3324"/>
+          </w:tcPr>
+          <w:p>
+            <w:r>
+              <w:rPr>
+                <w:sz w:val="18"/>
+              </w:rPr>
+              <w:t>N/A</w:t>
+            </w:r>
+          </w:p>
+        </w:tc>
+        <w:tc>
+          <w:tcPr>
+            <w:tcW w:type="dxa" w:w="3324"/>
+          </w:tcPr>
+          <w:p>
+            <w:r/>
+            <w:hyperlink r:id="rId13">
+              <w:r>
+                <w:rPr>
+                  <w:color w:val="0563C1"/>
+                  <w:u w:val="single"/>
+                </w:rPr>
+                <w:t>rdc � droite</w:t>
+              </w:r>
+            </w:hyperlink>
+          </w:p>
+        </w:tc>
+      </w:tr>
+    </w:tbl>
+    <w:p/>
+    <w:p>
+      <w:r>
+        <w:rPr>
+          <w:b/>
+          <w:color w:val="4672C4"/>
+          <w:sz w:val="22"/>
+        </w:rPr>
+        <w:t>&gt;&gt; Section0 - Identification et renseignements de controle</w:t>
+      </w:r>
+    </w:p>
+    <w:p>
+      <w:pPr>
+        <w:ind w:left="283"/>
+      </w:pPr>
+      <w:r>
+        <w:rPr>
+          <w:sz w:val="20"/>
+        </w:rPr>
+        <w:t>- Le questionnaire semble ne pas être complètement fini mais le questionnaire est en statut complet, prière de compléter le questionnaire. Il est obligatoire de prendre les coordonnées Gps avant d'administrer le questionnaire. Prière de prendre les coordonnées GPS.</w:t>
+      </w:r>
+    </w:p>
+    <w:p>
+      <w:r>
+        <w:rPr>
+          <w:b/>
+          <w:color w:val="4672C4"/>
+          <w:sz w:val="22"/>
+        </w:rPr>
+        <w:t>&gt;&gt; Section1 - Caracteristiques des membres</w:t>
+      </w:r>
+    </w:p>
+    <w:p>
+      <w:pPr>
+        <w:ind w:left="283"/>
+      </w:pPr>
+      <w:r>
+        <w:rPr>
+          <w:sz w:val="20"/>
+        </w:rPr>
+        <w:t xml:space="preserve">- Avertissement!!!  adama sall  possède un téléphone android mais dit n'avoir pas accès à l'internet, prière de confirmer cette information avec le QG ou la corriger. Attention ! Le montant (5000 Fcfa) dépensé ou reçu en cadeau pour les cartes prépayées, les transferts de crédit et les abonnements de  adama sall est relativement élevé par rapport aux autres montants depansés observés dans cette zone. Prière de corriger ou de confirmer avec le QG. </w:t>
+        <w:br/>
+        <w:t xml:space="preserve">-  Avertissement!!!  fatoumata diaby  possède un téléphone android mais dit n'avoir pas accès à l'internet, prière de confirmer cette information avec le QG ou la corriger. Attention ! Le montant (15000 Fcfa) dépensé ou reçu en cadeau pour les cartes prépayées, les transferts de crédit et les abonnements de  fatoumata diaby est relativement élevé par rapport aux autres montants depansés observés dans cette zone. Prière de corriger ou de confirmer avec le QG. </w:t>
+        <w:br/>
+        <w:t>-  Avertissement!!!  mactar sall  possède un téléphone android mais dit n'avoir pas accès à l'internet, prière de confirmer cette information avec le QG ou la corriger. Le montant dépensé ou reçu en cadeau pour les cartes prépayées, les transferts de crédit et les abonnements de  mactar sall semble élevé ou faible , prière de corriger ou de confirmer l'information avec le QG. Attention ! Le montant (30000 Fcfa) dépensé ou reçu en cadeau pour les cartes prépayées, les transferts de crédit et les abonnements de  mactar sall est relativement élevé par rapport aux autres montants depansés observés dans cette zone. Prière de corriger ou de confirmer avec le QG.</w:t>
+      </w:r>
+    </w:p>
+    <w:p>
+      <w:r>
+        <w:rPr>
+          <w:b/>
+          <w:color w:val="4672C4"/>
+          <w:sz w:val="22"/>
+        </w:rPr>
+        <w:t>&gt;&gt; Section2 - Education</w:t>
+      </w:r>
+    </w:p>
+    <w:p>
+      <w:pPr>
+        <w:ind w:left="283"/>
+      </w:pPr>
+      <w:r>
+        <w:rPr>
+          <w:sz w:val="20"/>
+        </w:rPr>
+        <w:t xml:space="preserve">- Peu probable! adama sall  n'arrive pas  à comprendre un petit texte lu dans une langue locale (s02q03). Veuillez corriger ou donner des explications au QG. </w:t>
+        <w:br/>
+        <w:t>- Peu probable! mactar sall  n'arrive pas  à comprendre un petit texte lu dans une langue locale (s02q03). Veuillez corriger ou donner des explications au QG.</w:t>
+      </w:r>
+    </w:p>
+    <w:p>
+      <w:r>
+        <w:rPr>
+          <w:b/>
+          <w:color w:val="4672C4"/>
+          <w:sz w:val="22"/>
+        </w:rPr>
+        <w:t>&gt;&gt; Section3 - Sante</w:t>
+      </w:r>
+    </w:p>
+    <w:p>
+      <w:pPr>
+        <w:ind w:left="283"/>
+      </w:pPr>
+      <w:r>
+        <w:rPr>
+          <w:sz w:val="20"/>
+        </w:rPr>
+        <w:t>- Incoherent! mactar sall Bénéficie de CMU et les actes couverts sont différents de tiers payant.</w:t>
+      </w:r>
+    </w:p>
+    <w:p>
+      <w:r>
+        <w:rPr>
+          <w:b/>
+          <w:color w:val="4672C4"/>
+          <w:sz w:val="22"/>
+        </w:rPr>
+        <w:t>&gt;&gt; Section6 - Epargne et credit</w:t>
+      </w:r>
+    </w:p>
+    <w:p>
+      <w:pPr>
+        <w:ind w:left="283"/>
+      </w:pPr>
+      <w:r>
+        <w:rPr>
+          <w:sz w:val="20"/>
+        </w:rPr>
+        <w:t>- Avertissement!!! fatoumata diaby a demandé un crédit auprès d'une institution financière au cours des 12 derniers mois, qui a obtenu un crédit auprès d'une de ces institutions au cours des 12 derniers mois dit n'avoir pas beneficer de crédit immobilier. Veuillez vous rassurez réellement que la personne n'a pas affecté de crédit immobilier.</w:t>
+      </w:r>
+    </w:p>
+    <w:p>
+      <w:r>
+        <w:rPr>
+          <w:b/>
+          <w:color w:val="4672C4"/>
+          <w:sz w:val="22"/>
+        </w:rPr>
+        <w:t>&gt;&gt; Section7b - Consommation alimentaire - 7 jours</w:t>
+      </w:r>
+    </w:p>
+    <w:p>
+      <w:pPr>
+        <w:ind w:left="283"/>
+      </w:pPr>
+      <w:r>
+        <w:rPr>
+          <w:sz w:val="20"/>
+        </w:rPr>
+        <w:t>- Attention ! Le prix unitaire d'achat (500 Fcfa) de Poireau en Tas (Tres petit) est relativement élevé par rapport aux autres prix observés dans cette zone. Prière de corriger ou de confirmer avec le QG. Attention ! Soupçons de quantité anormale! Le ménage de MACTAR SALL avec une taille de 3 personnes a consommé 2 Kg en taille unique de Banane douce qui est relativement élevé comme consommation par rapport à la condition de vie des autres ménages de même taille dans cette zone. Prière de corriger ou de confirmer avec le QG. Attention ! Soupçons de quantité anormale! Le ménage de MACTAR SALL avec une taille de 3 personnes a consommé 6 Pièce en Moyen de Tomate fraîche qui est relativement élevé comme consommation par rapport à la condition de vie des autres ménages de même taille dans cette zone. Prière de corriger ou de confirmer avec le QG. Avertissement!! Les quantités du Thé en feuille consommées en Pièce semble incoherent car les ménages consomment géneralement en sachet ou en paquet, prière de corriger ou confirmer avec le QG. Avertissement!!  le prix unitaire (2500 Fcfa) de Thé en feuille en Paquet de taille  Moyen est très faible ou élevé, prière de corriger. Avertissement!!! Le ménage a consommé 21 Pièce Petit de Sucre en morceaux, cette quantité semble anormale pour une consommation des 7 derniers jours.Prière de corriger ou de confirmer avec le QG. Le prix d'achat unitaire (6000 Fcfa) de Poivre en Kg de taille taille unique prière de regarder les reponses prises dans les questions s07bq07a s07bq07b s07bq07c s07bq08 pour mieux corriger.</w:t>
+      </w:r>
+    </w:p>
+    <w:p>
+      <w:r>
+        <w:rPr>
+          <w:b/>
+          <w:color w:val="4672C4"/>
+          <w:sz w:val="22"/>
+        </w:rPr>
+        <w:t>&gt;&gt; Section9b - Depenses non-alimentaires - 7 jours</w:t>
+      </w:r>
+    </w:p>
+    <w:p>
+      <w:pPr>
+        <w:ind w:left="283"/>
+      </w:pPr>
+      <w:r>
+        <w:rPr>
+          <w:sz w:val="20"/>
+        </w:rPr>
+        <w:t>- Peu plausible! le montant de la dépense pour Transport urbain en taxi est trop élevé. Veuillez, s'il vous plaît, confirmer cette information avec le QG ou la corriger s09Bq03.</w:t>
+      </w:r>
+    </w:p>
+    <w:p>
+      <w:r>
+        <w:rPr>
+          <w:b/>
+          <w:color w:val="4672C4"/>
+          <w:sz w:val="22"/>
+        </w:rPr>
+        <w:t>&gt;&gt; Section9c - Depenses non-alimentaires - 30 jours</w:t>
+      </w:r>
+    </w:p>
+    <w:p>
+      <w:pPr>
+        <w:ind w:left="283"/>
+      </w:pPr>
+      <w:r>
+        <w:rPr>
+          <w:sz w:val="20"/>
+        </w:rPr>
+        <w:t>- La dernière fois que vous avez acheté Frais de blanchiment des vêtements, linge, etc. (Pressing) est lavandière et semble exister dans les modalités, prière de prendre attache avec le QG pour plus d'explication afin de la classer bien.</w:t>
+      </w:r>
+    </w:p>
+    <w:p>
+      <w:r>
+        <w:rPr>
+          <w:b/>
+          <w:color w:val="4672C4"/>
+          <w:sz w:val="22"/>
+        </w:rPr>
+        <w:t>&gt;&gt; Section14 - Chocs</w:t>
+      </w:r>
+    </w:p>
+    <w:p>
+      <w:pPr>
+        <w:ind w:left="283"/>
+      </w:pPr>
+      <w:r>
+        <w:rPr>
+          <w:sz w:val="20"/>
+        </w:rPr>
+        <w:t>- Avertissement!! Le ménage n'a été négativement affecté par aucun des problèmes donnés dans la section 14. Confirmez vous cette information avec le QG?</w:t>
+      </w:r>
+    </w:p>
+    <w:p>
+      <w:r>
+        <w:rPr>
+          <w:b/>
+          <w:color w:val="4672C4"/>
+          <w:sz w:val="22"/>
+        </w:rPr>
+        <w:t>&gt;&gt; Section16a - Champs et parcelles</w:t>
+      </w:r>
+    </w:p>
+    <w:p>
+      <w:pPr>
+        <w:ind w:left="283"/>
+      </w:pPr>
+      <w:r>
+        <w:rPr>
+          <w:sz w:val="20"/>
+        </w:rPr>
+        <w:t>- La section 16 du ménage de MACTAR SALL n'est pas renseigné, prière de renseigner.</w:t>
       </w:r>
     </w:p>
     <w:p>
@@ -4030,7 +4436,7 @@
         <w:rPr>
           <w:sz w:val="20"/>
         </w:rPr>
-        <w:t>- Il est obligatoire de prendre les coordonnées Gps avant d'administrer le questionnaire. Prière de prendre les coordonnées GPS.</w:t>
+        <w:t>- Le questionnaire semble ne pas être complètement fini mais le questionnaire est en statut complet, prière de compléter le questionnaire. Il est obligatoire de prendre les coordonnées Gps avant d'administrer le questionnaire. Prière de prendre les coordonnées GPS.</w:t>
       </w:r>
     </w:p>
     <w:p>
@@ -4051,7 +4457,7 @@
         <w:rPr>
           <w:sz w:val="20"/>
         </w:rPr>
-        <w:t>- Prière de renseigner le sexe ou le lien de parenté de  fatou niang  merci. Les données sur les niveaux d'études, les fonctions et les caracteristiques sociodemographiques du père biologique de fatou niang manquent. Veuillez les renseigner. Les données sur les niveaux d'études, les fonctions et les caracteristiques sociodemographiques de la mère biologique de  fatou niang  manquent.</w:t>
+        <w:t>- Avertissement!!!  fatou niang  possède un téléphone android mais dit n'avoir pas accès à l'internet, prière de confirmer cette information avec le QG ou la corriger.</w:t>
       </w:r>
     </w:p>
     <w:p>
@@ -4072,7 +4478,9 @@
         <w:rPr>
           <w:sz w:val="20"/>
         </w:rPr>
-        <w:t>- Peu probable! Geuthie tine  n'arrive pas  à comprendre un petit texte lu dans une langue locale (s02q03). Veuillez corriger ou donner des explications au QG.</w:t>
+        <w:t xml:space="preserve">- Peu probable! Geuthie tine  n'arrive pas  à comprendre un petit texte lu dans une langue locale (s02q03). Veuillez corriger ou donner des explications au QG. </w:t>
+        <w:br/>
+        <w:t>- Peu probable! fatou niang  n'arrive pas  à comprendre un petit texte lu dans une langue locale (s02q03). Veuillez corriger ou donner des explications au QG. Peu probable! fatou niang  ne sait ni lire, ni écrire, ni comprendre dans aucune des langues  (s02q01,s02q02,s02q03). Veuillez corriger ou donner des explications au QG. La raison principale que fatou niang n'a pas fait des études dans une école formelle est par ce que sa mere etait malade et semble exister dans les modalités, prière de prendre attache avec le QG pour plus d'explication afin de la classer bien.</w:t>
       </w:r>
     </w:p>
     <w:p>
@@ -4093,7 +4501,7 @@
         <w:rPr>
           <w:sz w:val="20"/>
         </w:rPr>
-        <w:t>- La section n'est pas renseignée pour fatou niang, prière de la renseigner.</w:t>
+        <w:t>- Le principal problème de santé que fatou niang a eu est mal de ventre et semble exister dans les modalités, prière de prendre attache avec le QG pour plus d'explication afin de la classer bien.</w:t>
       </w:r>
     </w:p>
     <w:p>
@@ -4103,7 +4511,7 @@
           <w:color w:val="4672C4"/>
           <w:sz w:val="22"/>
         </w:rPr>
-        <w:t>&gt;&gt; Section4b - Emploi - Activite principale</w:t>
+        <w:t>&gt;&gt; Section4a - Emploi</w:t>
       </w:r>
     </w:p>
     <w:p>
@@ -4114,49 +4522,7 @@
         <w:rPr>
           <w:sz w:val="20"/>
         </w:rPr>
-        <w:t>- Attention ! Le nombre de jours que Geuthie tine a travaillés par mois semble être inférieur à 15. Veuillez, s'il vous plaît, confirmer cette information.</w:t>
-      </w:r>
-    </w:p>
-    <w:p>
-      <w:r>
-        <w:rPr>
-          <w:b/>
-          <w:color w:val="4672C4"/>
-          <w:sz w:val="22"/>
-        </w:rPr>
-        <w:t>&gt;&gt; Section7a2 - Repas pris a l'exterieur du menage</w:t>
-      </w:r>
-    </w:p>
-    <w:p>
-      <w:pPr>
-        <w:ind w:left="283"/>
-      </w:pPr>
-      <w:r>
-        <w:rPr>
-          <w:sz w:val="20"/>
-        </w:rPr>
-        <w:t>- La section sur le repas pris à l'extérieur du ménage du membre fatou niang n'est pas renseignée à 100 %. Prière de vérifier l'ensemble des questions relatives à ce membre et de les renseigner en totalité.</w:t>
-      </w:r>
-    </w:p>
-    <w:p>
-      <w:r>
-        <w:rPr>
-          <w:b/>
-          <w:color w:val="4672C4"/>
-          <w:sz w:val="22"/>
-        </w:rPr>
-        <w:t>&gt;&gt; Section7b - Consommation alimentaire - 7 jours</w:t>
-      </w:r>
-    </w:p>
-    <w:p>
-      <w:pPr>
-        <w:ind w:left="283"/>
-      </w:pPr>
-      <w:r>
-        <w:rPr>
-          <w:sz w:val="20"/>
-        </w:rPr>
-        <w:t>- Attention ! Le prix unitaire d'achat (200 Fcfa) de Pastèque en Pièce (Moyen) est relativement faible par rapport aux autres prix observés dans cette zone. Prière de corriger ou de confirmer avec le QG.</w:t>
+        <w:t>- Avertissement! fatou niang n'a consacré aucune heure pour aucun des travaux du ménage, prière de regarder les réponses prises dans les questions (s04q01 s04q02 s04q03 s04q04 s04q05 s04q06 s04q07 s04q08).</w:t>
       </w:r>
     </w:p>
     <w:p>
@@ -4178,27 +4544,6 @@
           <w:sz w:val="20"/>
         </w:rPr>
         <w:t>- La dépense en alimentation pour Magal  ne peut être 0. Veuillez s'il vous plaît revoir ce montant.</w:t>
-      </w:r>
-    </w:p>
-    <w:p>
-      <w:r>
-        <w:rPr>
-          <w:b/>
-          <w:color w:val="4672C4"/>
-          <w:sz w:val="22"/>
-        </w:rPr>
-        <w:t>&gt;&gt; Section9b - Depenses non-alimentaires - 7 jours</w:t>
-      </w:r>
-    </w:p>
-    <w:p>
-      <w:pPr>
-        <w:ind w:left="283"/>
-      </w:pPr>
-      <w:r>
-        <w:rPr>
-          <w:sz w:val="20"/>
-        </w:rPr>
-        <w:t>- Il est difficile d'avoir un ménage qui n'a effectué aucune des dépenses mentionnées au cours de 7 derniers jours, prière de revoir la section 9B pour ce ménage.</w:t>
       </w:r>
     </w:p>
     <w:p>
@@ -4261,30 +4606,7 @@
         <w:rPr>
           <w:sz w:val="20"/>
         </w:rPr>
-        <w:t>- Le type de logement du ménage doit être renseigné, prière de renseigner</w:t>
-      </w:r>
-    </w:p>
-    <w:p>
-      <w:r>
-        <w:rPr>
-          <w:b/>
-          <w:color w:val="4672C4"/>
-          <w:sz w:val="22"/>
-        </w:rPr>
-        <w:t>&gt;&gt; Section12 - Actifs du menage</w:t>
-      </w:r>
-    </w:p>
-    <w:p>
-      <w:pPr>
-        <w:ind w:left="283"/>
-      </w:pPr>
-      <w:r>
-        <w:rPr>
-          <w:sz w:val="20"/>
-        </w:rPr>
-        <w:t xml:space="preserve">- Avertissement!! La question s12q04 n'a pas été renseigner pour l'article: Bonbonne de gaz, prière de renseigner. </w:t>
-        <w:br/>
-        <w:t>- Avertissement!! La question s12q04 n'a pas été renseigner pour l'article: Fer à repasser à charbon, prière de renseigner.</w:t>
+        <w:t>- La principale  source d'éclairage du logement du ménage est torche telephone et semble exister dans les modalités, prière de prendre attache avec le QG pour plus d'explication afin de la classer bien.</w:t>
       </w:r>
     </w:p>
     <w:p>
@@ -4658,7 +4980,7 @@
         <w:rPr>
           <w:sz w:val="20"/>
         </w:rPr>
-        <w:t>- Il est obligatoire de prendre les coordonnées Gps avant d'administrer le questionnaire. Prière de prendre les coordonnées GPS.</w:t>
+        <w:t>- Le questionnaire semble ne pas être complètement fini mais le questionnaire est en statut complet, prière de compléter le questionnaire. Il est obligatoire de prendre les coordonnées Gps avant d'administrer le questionnaire. Prière de prendre les coordonnées GPS.</w:t>
       </w:r>
     </w:p>
     <w:p>
@@ -4702,7 +5024,7 @@
         <w:rPr>
           <w:sz w:val="20"/>
         </w:rPr>
-        <w:t xml:space="preserve">- Peu probable! boubacar coly  n'arrive pas  à comprendre un petit texte lu dans une langue locale (s02q03). Veuillez corriger ou donner des explications au QG. </w:t>
+        <w:t xml:space="preserve">- Peu probable! boubacar coly  n'arrive pas  à comprendre un petit texte lu dans une langue locale (s02q03). Veuillez corriger ou donner des explications au QG. Peu probable! boubacar coly  ne sait ni lire, ni écrire, ni comprendre dans aucune des langues  (s02q01,s02q02,s02q03). Veuillez corriger ou donner des explications au QG. </w:t>
         <w:br/>
         <w:t xml:space="preserve">- Peu probable! demba thiabane  n'arrive pas  à comprendre un petit texte lu dans une langue locale (s02q03). Veuillez corriger ou donner des explications au QG. Peu probable! demba thiabane  ne sait ni lire, ni écrire, ni comprendre dans aucune des langues  (s02q01,s02q02,s02q03). Veuillez corriger ou donner des explications au QG. </w:t>
         <w:br/>
@@ -4712,7 +5034,7 @@
         <w:br/>
         <w:t xml:space="preserve">- Peu probable! khadidiatou ba  n'arrive pas  à comprendre un petit texte lu dans une langue locale (s02q03). Veuillez corriger ou donner des explications au QG. </w:t>
         <w:br/>
-        <w:t xml:space="preserve">- Peu probable! khady coly  n'arrive pas  à comprendre un petit texte lu dans une langue locale (s02q03). Veuillez corriger ou donner des explications au QG.  Incohérence ! le montant payé de khady coly pour la cotisation est très élevé. veuillez, s'il vous plait, confirmer ces informations avec le QG ou apporter les corrections nécessaires. Le montant des autres depenses pour l'année scolaire de khady coly est faible ou élevé. veuillez, s'il vous plait, confirmer ces informations avec le QG ou apporter les corrections nécessaires. Attention ! Le frais de scolarité (22000 Fcfa) de khady coly en 1ére année de Primaire est relativement élevé par rapport aux autres frais de scolarités observés dans cette zone. Prière de corriger ou de confirmer avec le QG. </w:t>
+        <w:t xml:space="preserve">- Peu probable! khady coly  n'arrive pas  à comprendre un petit texte lu dans une langue locale (s02q03). Veuillez corriger ou donner des explications au QG.  Incohérence ! seulement les écoles gouvermentales paient les cotisations (Gouvernement, communauté, ONG ou organisation humanitaire). veuillez, s'il vous plait, confirmer cette information de khady coly avec le QG ou apporter les corrections nécessaires. Le montant des autres depenses pour l'année scolaire de khady coly est faible ou élevé. veuillez, s'il vous plait, confirmer ces informations avec le QG ou apporter les corrections nécessaires. Attention ! Le frais de scolarité (22000 Fcfa) de khady coly en 1ére année de Primaire est relativement élevé par rapport aux autres frais de scolarités observés dans cette zone. Prière de corriger ou de confirmer avec le QG. </w:t>
         <w:br/>
         <w:t xml:space="preserve">- Peu probable! maman diodio coly  n'arrive pas  à comprendre un petit texte lu dans une langue locale (s02q03). Veuillez corriger ou donner des explications au QG.  Incohérence ! seulement les écoles gouvermentales paient les cotisations (Gouvernement, communauté, ONG ou organisation humanitaire). veuillez, s'il vous plait, confirmer cette information de maman diodio coly avec le QG ou apporter les corrections nécessaires. </w:t>
         <w:br/>
@@ -4720,7 +5042,7 @@
         <w:br/>
         <w:t xml:space="preserve">- Peu probable! ndeye amy tine  n'arrive pas  à comprendre un petit texte lu dans une langue locale (s02q03). Veuillez corriger ou donner des explications au QG. </w:t>
         <w:br/>
-        <w:t xml:space="preserve">- Peu probable! ndeye rama coly  n'arrive pas  à comprendre un petit texte lu dans une langue locale (s02q03). Veuillez corriger ou donner des explications au QG.  Incohérence ! le montant payé de ndeye rama coly pour la cotisation est très élevé. veuillez, s'il vous plait, confirmer ces informations avec le QG ou apporter les corrections nécessaires. Attention ! Le frais de scolarité (22000 Fcfa) de ndeye rama coly en 3ème année de Primaire est relativement élevé par rapport aux autres frais de scolarités observés dans cette zone. Prière de corriger ou de confirmer avec le QG. </w:t>
+        <w:t xml:space="preserve">- Peu probable! ndeye rama coly  n'arrive pas  à comprendre un petit texte lu dans une langue locale (s02q03). Veuillez corriger ou donner des explications au QG.  Incohérence ! seulement les écoles gouvermentales paient les cotisations (Gouvernement, communauté, ONG ou organisation humanitaire). veuillez, s'il vous plait, confirmer cette information de ndeye rama coly avec le QG ou apporter les corrections nécessaires. Attention ! Le frais de scolarité (22000 Fcfa) de ndeye rama coly en 3ème année de Primaire est relativement élevé par rapport aux autres frais de scolarités observés dans cette zone. Prière de corriger ou de confirmer avec le QG. </w:t>
         <w:br/>
         <w:t xml:space="preserve">- Peu probable! nene tine  n'arrive pas  à comprendre un petit texte lu dans une langue locale (s02q03). Veuillez corriger ou donner des explications au QG. Dans les milieux urbains c'est peu probable de voir une école dont les élèves ou étudiants ne dépensent pas en frais d'uniformes, prière de verifier pour nene tine et corriger ou confirmer avec le QG. </w:t>
         <w:br/>
@@ -4770,11 +5092,7 @@
         <w:rPr>
           <w:sz w:val="20"/>
         </w:rPr>
-        <w:t xml:space="preserve">- Attention ! Le nombre de jours que ibrahima tine a travaillés par mois semble être inférieur à 15. Veuillez, s'il vous plaît, confirmer cette information. </w:t>
-        <w:br/>
-        <w:t xml:space="preserve">- Attention ! Le nombre de jours que nogaye thiabane a travaillés par mois semble être inférieur à 15. Veuillez, s'il vous plaît, confirmer cette information. </w:t>
-        <w:br/>
-        <w:t>- Nombre de mois exercé par khadidiatou ba dans l'emploi au cours des 12 derniers mois semble faible, veuillez corriger s'il vous plait ou comfirmer avec le QG. Attention ! Le nombre de jours que khadidiatou ba a travaillés par mois semble être inférieur à 15. Veuillez, s'il vous plaît, confirmer cette information.</w:t>
+        <w:t>- Nombre de mois exercé par khadidiatou ba dans l'emploi au cours des 12 derniers mois semble faible, veuillez corriger s'il vous plait ou comfirmer avec le QG.</w:t>
       </w:r>
     </w:p>
     <w:p>
@@ -4795,7 +5113,7 @@
         <w:rPr>
           <w:sz w:val="20"/>
         </w:rPr>
-        <w:t>- Attention ! Le prix unitaire d'achat (1250 Fcfa) de Sucre en poudre  en Kg (taille unique) est relativement élevé par rapport aux autres prix observés dans cette zone. Prière de corriger ou de confirmer avec le QG. Attention ! Le prix unitaire d'achat (200 Fcfa) de Pastèque en Tranche (Moyen) est relativement élevé par rapport aux autres prix observés dans cette zone. Prière de corriger ou de confirmer avec le QG. Attention ! Le prix unitaire d'achat (25 Fcfa) de Vinaigre de vin en Sachets industriel (Petit) est relativement faible par rapport aux autres prix observés dans cette zone. Prière de corriger ou de confirmer avec le QG. Attention ! Le prix unitaire d'achat (5833.333 Fcfa) de Poivron frais en Tas (Moyen) est relativement élevé par rapport aux autres prix observés dans cette zone. Prière de corriger ou de confirmer avec le QG. Attention ! Le prix unitaire d'achat (6666.667 Fcfa) de Poireau en Tas (Moyen) est relativement élevé par rapport aux autres prix observés dans cette zone. Prière de corriger ou de confirmer avec le QG. Avertissement!!! Le ménage a consommé 0.12 Sachets industriel Moyen de Sel, cette quantité semble anormale pour une consommation des 7 derniers jours. prière de corriger ou de confirmer avec le QG. Difficile de consommer le Sel en Sachets industriel Moyen prière de verifier. Attention ! Le prix unitaire d'achat (200 Fcfa) de Sel en Sachets industriel (Moyen) est relativement élevé par rapport aux autres prix observés dans cette zone. Prière de corriger ou de confirmer avec le QG. Attention ! Soupçons de quantité anormale! Le ménage de diodio diop avec une taille de 12 personnes a consommé .12 Sachets industriel en Moyen de Sel qui est relativement élevé comme consommation par rapport à la condition de vie des autres ménages de même taille dans cette zone. Prière de corriger ou de confirmer avec le QG. Avertissement!!! Le ménage a consommé 1 Paquet Petit de Thé en sachet, cette quantité semble anormale pour une consommation des 7 derniers jours.Prière de corriger ou de confirmer avec le QG. Avertissement!! le prix unitaire (150 Fcfa) de Thé en sachet (unité: Paquet) de taille Petit est très faible ou élevé. Prière de corriger ou de confirmer avec le QG. Incohérence!! Dans ce ménage, chaque individus consomme par jour 16.87083 Kg  de cereale; Prière de revoir les quantités prises de ces produits.</w:t>
+        <w:t>- Attention ! Le prix unitaire d'achat (150 Fcfa) de Carotte en Pièce (Petit) est relativement élevé par rapport aux autres prix observés dans cette zone. Prière de corriger ou de confirmer avec le QG. Attention ! Le prix unitaire d'achat (150 Fcfa) de Patate douce en Pièce (Petit) est relativement élevé par rapport aux autres prix observés dans cette zone. Prière de corriger ou de confirmer avec le QG. Attention ! Le prix unitaire d'achat (200 Fcfa) de Pastèque en Tranche (Moyen) est relativement élevé par rapport aux autres prix observés dans cette zone. Prière de corriger ou de confirmer avec le QG. Avertissement!!! Le ménage a consommé 1 Paquet Petit de Thé en sachet, cette quantité semble anormale pour une consommation des 7 derniers jours.Prière de corriger ou de confirmer avec le QG. Avertissement!! le prix unitaire (150 Fcfa) de Thé en sachet (unité: Paquet) de taille Petit est très faible ou élevé. Prière de corriger ou de confirmer avec le QG. Difficile de consommer le Sel en Sachets industriel Moyen prière de verifier. Incohérence!! Dans ce ménage, chaque individus consomme par jour 31.07738 Kg  de cereale; Prière de revoir les quantités prises de ces produits.</w:t>
       </w:r>
     </w:p>
     <w:p>
@@ -4838,6 +5156,554 @@
           <w:sz w:val="20"/>
         </w:rPr>
         <w:t>- La section 16 du ménage de diodio diop n'est pas renseigné, prière de renseigner.</w:t>
+      </w:r>
+    </w:p>
+    <w:p>
+      <w:r>
+        <w:t>________________________________________________________________________________</w:t>
+      </w:r>
+    </w:p>
+    <w:p>
+      <w:pPr>
+        <w:pStyle w:val="Heading2"/>
+      </w:pPr>
+      <w:r>
+        <w:t>Menage 13</w:t>
+      </w:r>
+    </w:p>
+    <w:tbl>
+      <w:tblPr>
+        <w:tblStyle w:val="TableGrid"/>
+        <w:tblW w:type="auto" w:w="0"/>
+        <w:tblLook w:firstColumn="1" w:firstRow="1" w:lastColumn="0" w:lastRow="0" w:noHBand="0" w:noVBand="1" w:val="04A0"/>
+      </w:tblPr>
+      <w:tblGrid>
+        <w:gridCol w:w="1662"/>
+        <w:gridCol w:w="1662"/>
+        <w:gridCol w:w="1662"/>
+        <w:gridCol w:w="1662"/>
+        <w:gridCol w:w="1662"/>
+        <w:gridCol w:w="1662"/>
+      </w:tblGrid>
+      <w:tr>
+        <w:tc>
+          <w:tcPr>
+            <w:tcW w:type="dxa" w:w="1662"/>
+            <w:shd w:fill="5B9BD5"/>
+          </w:tcPr>
+          <w:p>
+            <w:r>
+              <w:rPr>
+                <w:b/>
+                <w:color w:val="FFFFFF"/>
+                <w:sz w:val="16"/>
+              </w:rPr>
+              <w:t>Interview Key</w:t>
+            </w:r>
+          </w:p>
+        </w:tc>
+        <w:tc>
+          <w:tcPr>
+            <w:tcW w:type="dxa" w:w="1662"/>
+            <w:shd w:fill="5B9BD5"/>
+          </w:tcPr>
+          <w:p>
+            <w:r>
+              <w:rPr>
+                <w:b/>
+                <w:color w:val="FFFFFF"/>
+                <w:sz w:val="16"/>
+              </w:rPr>
+              <w:t>Interview ID</w:t>
+            </w:r>
+          </w:p>
+        </w:tc>
+        <w:tc>
+          <w:tcPr>
+            <w:tcW w:type="dxa" w:w="1662"/>
+            <w:shd w:fill="5B9BD5"/>
+          </w:tcPr>
+          <w:p>
+            <w:r>
+              <w:rPr>
+                <w:b/>
+                <w:color w:val="FFFFFF"/>
+                <w:sz w:val="16"/>
+              </w:rPr>
+              <w:t>ID Agent</w:t>
+            </w:r>
+          </w:p>
+        </w:tc>
+        <w:tc>
+          <w:tcPr>
+            <w:tcW w:type="dxa" w:w="1662"/>
+            <w:shd w:fill="5B9BD5"/>
+          </w:tcPr>
+          <w:p>
+            <w:r>
+              <w:rPr>
+                <w:b/>
+                <w:color w:val="FFFFFF"/>
+                <w:sz w:val="16"/>
+              </w:rPr>
+              <w:t>ID Equipe</w:t>
+            </w:r>
+          </w:p>
+        </w:tc>
+        <w:tc>
+          <w:tcPr>
+            <w:tcW w:type="dxa" w:w="1662"/>
+            <w:shd w:fill="5B9BD5"/>
+          </w:tcPr>
+          <w:p>
+            <w:r>
+              <w:rPr>
+                <w:b/>
+                <w:color w:val="FFFFFF"/>
+                <w:sz w:val="16"/>
+              </w:rPr>
+              <w:t>Agent</w:t>
+            </w:r>
+          </w:p>
+        </w:tc>
+        <w:tc>
+          <w:tcPr>
+            <w:tcW w:type="dxa" w:w="1662"/>
+            <w:shd w:fill="5B9BD5"/>
+          </w:tcPr>
+          <w:p>
+            <w:r>
+              <w:rPr>
+                <w:b/>
+                <w:color w:val="FFFFFF"/>
+                <w:sz w:val="16"/>
+              </w:rPr>
+              <w:t>Chef d'equipe</w:t>
+            </w:r>
+          </w:p>
+        </w:tc>
+      </w:tr>
+      <w:tr>
+        <w:tc>
+          <w:tcPr>
+            <w:tcW w:type="dxa" w:w="1662"/>
+          </w:tcPr>
+          <w:p>
+            <w:r>
+              <w:rPr>
+                <w:sz w:val="14"/>
+              </w:rPr>
+              <w:t>22-29-81-81</w:t>
+            </w:r>
+          </w:p>
+        </w:tc>
+        <w:tc>
+          <w:tcPr>
+            <w:tcW w:type="dxa" w:w="1662"/>
+          </w:tcPr>
+          <w:p>
+            <w:r>
+              <w:rPr>
+                <w:sz w:val="14"/>
+              </w:rPr>
+              <w:t>5f3bf729da194ac4abf2af106815d6d7</w:t>
+            </w:r>
+          </w:p>
+        </w:tc>
+        <w:tc>
+          <w:tcPr>
+            <w:tcW w:type="dxa" w:w="1662"/>
+          </w:tcPr>
+          <w:p>
+            <w:r>
+              <w:rPr>
+                <w:sz w:val="14"/>
+              </w:rPr>
+              <w:t>EQ1_enq1</w:t>
+            </w:r>
+          </w:p>
+        </w:tc>
+        <w:tc>
+          <w:tcPr>
+            <w:tcW w:type="dxa" w:w="1662"/>
+          </w:tcPr>
+          <w:p>
+            <w:r>
+              <w:rPr>
+                <w:sz w:val="14"/>
+              </w:rPr>
+              <w:t>Equipe1</w:t>
+            </w:r>
+          </w:p>
+        </w:tc>
+        <w:tc>
+          <w:tcPr>
+            <w:tcW w:type="dxa" w:w="1662"/>
+          </w:tcPr>
+          <w:p>
+            <w:r>
+              <w:rPr>
+                <w:sz w:val="14"/>
+              </w:rPr>
+              <w:t>Soda DIAKHATE</w:t>
+            </w:r>
+          </w:p>
+        </w:tc>
+        <w:tc>
+          <w:tcPr>
+            <w:tcW w:type="dxa" w:w="1662"/>
+          </w:tcPr>
+          <w:p>
+            <w:r>
+              <w:rPr>
+                <w:sz w:val="14"/>
+              </w:rPr>
+              <w:t>Betty  DIEDHIOU</w:t>
+            </w:r>
+          </w:p>
+        </w:tc>
+      </w:tr>
+    </w:tbl>
+    <w:p/>
+    <w:tbl>
+      <w:tblPr>
+        <w:tblStyle w:val="TableGrid"/>
+        <w:tblW w:type="auto" w:w="0"/>
+        <w:tblLook w:firstColumn="1" w:firstRow="1" w:lastColumn="0" w:lastRow="0" w:noHBand="0" w:noVBand="1" w:val="04A0"/>
+      </w:tblPr>
+      <w:tblGrid>
+        <w:gridCol w:w="3324"/>
+        <w:gridCol w:w="3324"/>
+        <w:gridCol w:w="3324"/>
+      </w:tblGrid>
+      <w:tr>
+        <w:tc>
+          <w:tcPr>
+            <w:tcW w:type="dxa" w:w="3324"/>
+            <w:shd w:fill="70AD47"/>
+          </w:tcPr>
+          <w:p>
+            <w:r>
+              <w:rPr>
+                <w:b/>
+                <w:color w:val="FFFFFF"/>
+                <w:sz w:val="18"/>
+              </w:rPr>
+              <w:t>Chef de Menage</w:t>
+            </w:r>
+          </w:p>
+        </w:tc>
+        <w:tc>
+          <w:tcPr>
+            <w:tcW w:type="dxa" w:w="3324"/>
+            <w:shd w:fill="70AD47"/>
+          </w:tcPr>
+          <w:p>
+            <w:r>
+              <w:rPr>
+                <w:b/>
+                <w:color w:val="FFFFFF"/>
+                <w:sz w:val="18"/>
+              </w:rPr>
+              <w:t>Quartier/Village (s00q05)</w:t>
+            </w:r>
+          </w:p>
+        </w:tc>
+        <w:tc>
+          <w:tcPr>
+            <w:tcW w:type="dxa" w:w="3324"/>
+            <w:shd w:fill="70AD47"/>
+          </w:tcPr>
+          <w:p>
+            <w:r>
+              <w:rPr>
+                <w:b/>
+                <w:color w:val="FFFFFF"/>
+                <w:sz w:val="18"/>
+              </w:rPr>
+              <w:t>Localisation GPS</w:t>
+            </w:r>
+          </w:p>
+        </w:tc>
+      </w:tr>
+      <w:tr>
+        <w:tc>
+          <w:tcPr>
+            <w:tcW w:type="dxa" w:w="3324"/>
+          </w:tcPr>
+          <w:p>
+            <w:r>
+              <w:rPr>
+                <w:sz w:val="18"/>
+              </w:rPr>
+              <w:t>MOUSSA YADE</w:t>
+            </w:r>
+          </w:p>
+        </w:tc>
+        <w:tc>
+          <w:tcPr>
+            <w:tcW w:type="dxa" w:w="3324"/>
+          </w:tcPr>
+          <w:p>
+            <w:r>
+              <w:rPr>
+                <w:sz w:val="18"/>
+              </w:rPr>
+              <w:t>N/A</w:t>
+            </w:r>
+          </w:p>
+        </w:tc>
+        <w:tc>
+          <w:tcPr>
+            <w:tcW w:type="dxa" w:w="3324"/>
+          </w:tcPr>
+          <w:p>
+            <w:r/>
+            <w:hyperlink r:id="rId14">
+              <w:r>
+                <w:rPr>
+                  <w:color w:val="0563C1"/>
+                  <w:u w:val="single"/>
+                </w:rPr>
+                <w:t>1er etage</w:t>
+              </w:r>
+            </w:hyperlink>
+          </w:p>
+        </w:tc>
+      </w:tr>
+    </w:tbl>
+    <w:p/>
+    <w:p>
+      <w:r>
+        <w:rPr>
+          <w:b/>
+          <w:color w:val="4672C4"/>
+          <w:sz w:val="22"/>
+        </w:rPr>
+        <w:t>&gt;&gt; Section0 - Identification et renseignements de controle</w:t>
+      </w:r>
+    </w:p>
+    <w:p>
+      <w:pPr>
+        <w:ind w:left="283"/>
+      </w:pPr>
+      <w:r>
+        <w:rPr>
+          <w:sz w:val="20"/>
+        </w:rPr>
+        <w:t>- Le questionnaire semble ne pas être complètement fini mais le questionnaire est en statut complet, prière de compléter le questionnaire.</w:t>
+      </w:r>
+    </w:p>
+    <w:p>
+      <w:r>
+        <w:rPr>
+          <w:b/>
+          <w:color w:val="4672C4"/>
+          <w:sz w:val="22"/>
+        </w:rPr>
+        <w:t>&gt;&gt; Section1 - Caracteristiques des membres</w:t>
+      </w:r>
+    </w:p>
+    <w:p>
+      <w:pPr>
+        <w:ind w:left="283"/>
+      </w:pPr>
+      <w:r>
+        <w:rPr>
+          <w:sz w:val="20"/>
+        </w:rPr>
+        <w:t>- Avertissement!!!  Moussa YATT  ne possède pas le téléphone android, a accès à l'internet , prière de confirmer cette information.</w:t>
+      </w:r>
+    </w:p>
+    <w:p>
+      <w:r>
+        <w:rPr>
+          <w:b/>
+          <w:color w:val="4672C4"/>
+          <w:sz w:val="22"/>
+        </w:rPr>
+        <w:t>&gt;&gt; Section2 - Education</w:t>
+      </w:r>
+    </w:p>
+    <w:p>
+      <w:pPr>
+        <w:ind w:left="283"/>
+      </w:pPr>
+      <w:r>
+        <w:rPr>
+          <w:sz w:val="20"/>
+        </w:rPr>
+        <w:t>- Peu probable! Moussa YATT  n'arrive pas  à comprendre un petit texte lu dans une langue locale (s02q03). Veuillez corriger ou donner des explications au QG. Peu probable! Moussa YATT  ne sait ni lire, ni écrire, ni comprendre dans aucune des langues  (s02q01,s02q02,s02q03). Veuillez corriger ou donner des explications au QG.</w:t>
+      </w:r>
+    </w:p>
+    <w:p>
+      <w:r>
+        <w:rPr>
+          <w:b/>
+          <w:color w:val="4672C4"/>
+          <w:sz w:val="22"/>
+        </w:rPr>
+        <w:t>&gt;&gt; Section7b - Consommation alimentaire - 7 jours</w:t>
+      </w:r>
+    </w:p>
+    <w:p>
+      <w:pPr>
+        <w:ind w:left="283"/>
+      </w:pPr>
+      <w:r>
+        <w:rPr>
+          <w:sz w:val="20"/>
+        </w:rPr>
+        <w:t>- Attention ! Le prix unitaire d'achat (200 Fcfa) de Jus de fruits type 1 (orange, ananas, bissap, gingembre, jus de cajou, etc.) en Bouteille (Petit) est relativement élevé par rapport aux autres prix observés dans cette zone. Prière de corriger ou de confirmer avec le QG. Avertissement!!! Le ménage a consommé 7 Paquet Petit de Thé en sachet, cette quantité semble anormale pour une consommation des 7 derniers jours.Prière de corriger ou de confirmer avec le QG. Avertissement!! le prix unitaire (150 Fcfa) de Thé en sachet (unité: Paquet) de taille Petit est très faible ou élevé. Prière de corriger ou de confirmer avec le QG.</w:t>
+      </w:r>
+    </w:p>
+    <w:p>
+      <w:r>
+        <w:rPr>
+          <w:b/>
+          <w:color w:val="4672C4"/>
+          <w:sz w:val="22"/>
+        </w:rPr>
+        <w:t>&gt;&gt; Section9b - Depenses non-alimentaires - 7 jours</w:t>
+      </w:r>
+    </w:p>
+    <w:p>
+      <w:pPr>
+        <w:ind w:left="283"/>
+      </w:pPr>
+      <w:r>
+        <w:rPr>
+          <w:sz w:val="20"/>
+        </w:rPr>
+        <w:t>- Il est difficile d'avoir un ménage qui n'a effectué aucune des dépenses mentionnées au cours de 7 derniers jours, prière de revoir la section 9B pour ce ménage.</w:t>
+      </w:r>
+    </w:p>
+    <w:p>
+      <w:r>
+        <w:rPr>
+          <w:b/>
+          <w:color w:val="4672C4"/>
+          <w:sz w:val="22"/>
+        </w:rPr>
+        <w:t>&gt;&gt; Section9c - Depenses non-alimentaires - 30 jours</w:t>
+      </w:r>
+    </w:p>
+    <w:p>
+      <w:pPr>
+        <w:ind w:left="283"/>
+      </w:pPr>
+      <w:r>
+        <w:rPr>
+          <w:sz w:val="20"/>
+        </w:rPr>
+        <w:t>- La dernière fois que vous avez acheté Frais de parking est parking payant et semble exister dans les modalités, prière de prendre attache avec le QG pour plus d'explication afin de la classer bien.</w:t>
+      </w:r>
+    </w:p>
+    <w:p>
+      <w:r>
+        <w:rPr>
+          <w:b/>
+          <w:color w:val="4672C4"/>
+          <w:sz w:val="22"/>
+        </w:rPr>
+        <w:t>&gt;&gt; Section9f - Depenses non-alimentaires - 12 mois</w:t>
+      </w:r>
+    </w:p>
+    <w:p>
+      <w:pPr>
+        <w:ind w:left="283"/>
+      </w:pPr>
+      <w:r>
+        <w:rPr>
+          <w:sz w:val="20"/>
+        </w:rPr>
+        <w:t>- Moins possible d'avoir un ménage qui n'a effectué aucune des dépenses au cours de 12 derniers mois, veuillez revoir la section pour ce ménage.</w:t>
+      </w:r>
+    </w:p>
+    <w:p>
+      <w:r>
+        <w:rPr>
+          <w:b/>
+          <w:color w:val="4672C4"/>
+          <w:sz w:val="22"/>
+        </w:rPr>
+        <w:t>&gt;&gt; Section12 - Actifs du menage</w:t>
+      </w:r>
+    </w:p>
+    <w:p>
+      <w:pPr>
+        <w:ind w:left="283"/>
+      </w:pPr>
+      <w:r>
+        <w:rPr>
+          <w:sz w:val="20"/>
+        </w:rPr>
+        <w:t>- Avertissement!!! Le prix d'achat (8000) de l'article  Bonbonne de gaz est inférieur aux prix de revente (10000)  avec l'âge du bien atteignant 1 ans. Prière de vérifier ou confirmer avec l'enquêté et mettre les bonnes valeurs après verification, s'il le faut.</w:t>
+      </w:r>
+    </w:p>
+    <w:p>
+      <w:r>
+        <w:rPr>
+          <w:b/>
+          <w:color w:val="4672C4"/>
+          <w:sz w:val="22"/>
+        </w:rPr>
+        <w:t>&gt;&gt; Section13b - Transferta emis</w:t>
+      </w:r>
+    </w:p>
+    <w:p>
+      <w:pPr>
+        <w:ind w:left="283"/>
+      </w:pPr>
+      <w:r>
+        <w:rPr>
+          <w:sz w:val="20"/>
+        </w:rPr>
+        <w:t xml:space="preserve">- L'enquêteur prière de fournir d'effort pour avoir le niveau d'étude et l'âge de celui qui a béneficié de l'argent dans la section 13b (Transfert emis). L'âge du béneficiaire d'argent dans la section 13b (Transfert emis) semble incoherent voir élévé, prière de verifier ou corriger. </w:t>
+        <w:br/>
+        <w:t>- L'enquêteur prière de fournir d'effort pour avoir le niveau d'étude et l'âge de celui qui a béneficié de l'argent dans la section 13b (Transfert emis). L'âge du béneficiaire d'argent dans la section 13b (Transfert emis) semble incoherent voir élévé, prière de verifier ou corriger.</w:t>
+      </w:r>
+    </w:p>
+    <w:p>
+      <w:r>
+        <w:rPr>
+          <w:b/>
+          <w:color w:val="4672C4"/>
+          <w:sz w:val="22"/>
+        </w:rPr>
+        <w:t>&gt;&gt; Section14 - Chocs</w:t>
+      </w:r>
+    </w:p>
+    <w:p>
+      <w:pPr>
+        <w:ind w:left="283"/>
+      </w:pPr>
+      <w:r>
+        <w:rPr>
+          <w:sz w:val="20"/>
+        </w:rPr>
+        <w:t>- Avertissement!! Le ménage n'a été négativement affecté par aucun des problèmes donnés dans la section 14. Confirmez vous cette information avec le QG?</w:t>
+      </w:r>
+    </w:p>
+    <w:p>
+      <w:r>
+        <w:rPr>
+          <w:b/>
+          <w:color w:val="4672C4"/>
+          <w:sz w:val="22"/>
+        </w:rPr>
+        <w:t>&gt;&gt; Section16a - Champs et parcelles</w:t>
+      </w:r>
+    </w:p>
+    <w:p>
+      <w:pPr>
+        <w:ind w:left="283"/>
+      </w:pPr>
+      <w:r>
+        <w:rPr>
+          <w:sz w:val="20"/>
+        </w:rPr>
+        <w:t>- La section 16 du ménage de MOUSSA YATT n'est pas renseigné, prière de renseigner.</w:t>
       </w:r>
     </w:p>
     <w:p>
@@ -5141,7 +6007,7 @@
           </w:tcPr>
           <w:p>
             <w:r/>
-            <w:hyperlink r:id="rId13">
+            <w:hyperlink r:id="rId15">
               <w:r>
                 <w:rPr>
                   <w:color w:val="0563C1"/>
@@ -5215,7 +6081,7 @@
         <w:rPr>
           <w:sz w:val="20"/>
         </w:rPr>
-        <w:t>- Attention ! Le prix unitaire d'achat (1000 Fcfa) de Oignon frais en Kg (taille unique) est relativement élevé par rapport aux autres prix observés dans cette zone. Prière de corriger ou de confirmer avec le QG. Attention ! Le prix unitaire d'achat (300 Fcfa) de Lait concentré non-sucré en Boite (Autre que la boite/pot de tomate) (Petit) est relativement faible par rapport aux autres prix observés dans cette zone. Prière de corriger ou de confirmer avec le QG. Attention ! Le prix unitaire d'achat (50 Fcfa) de Poireau en Tas (Petit) est relativement faible par rapport aux autres prix observés dans cette zone. Prière de corriger ou de confirmer avec le QG. Attention ! Soupçons de quantité anormale! Le ménage de SALIMATA CISSE avec une taille de 1 personnes a consommé 2 Pièce en Petit de Carotte qui est relativement élevé comme consommation par rapport à la condition de vie des autres ménages de même taille dans cette zone. Prière de corriger ou de confirmer avec le QG. Attention ! Soupçons de quantité anormale! Le ménage de SALIMATA CISSE avec une taille de 1 personnes a consommé 4.5 miche en Moyen de Pain moderne (Baguette) qui est relativement élevé comme consommation par rapport à la condition de vie des autres ménages de même taille dans cette zone. Prière de corriger ou de confirmer avec le QG. Incohérence!! Dans ce ménage, chaque individus consomme par jour 234.6771 Kg  de cereale; Prière de revoir les quantités prises de ces produits.</w:t>
+        <w:t>- Attention ! Le prix unitaire d'achat (1000 Fcfa) de Oignon frais en Kg (taille unique) est relativement élevé par rapport aux autres prix observés dans cette zone. Prière de corriger ou de confirmer avec le QG. Attention ! Soupçons de quantité anormale! Le ménage de SALIMATA CISSE avec une taille de 1 personnes a consommé 2 Kg en taille unique de Oignon frais qui est relativement élevé comme consommation par rapport à la condition de vie des autres ménages de même taille dans cette zone. Prière de corriger ou de confirmer avec le QG. Attention ! Le prix unitaire d'achat (300 Fcfa) de Lait concentré non-sucré en Boite (Autre que la boite/pot de tomate) (Petit) est relativement faible par rapport aux autres prix observés dans cette zone. Prière de corriger ou de confirmer avec le QG. Attention ! Soupçons de quantité anormale! Le ménage de SALIMATA CISSE avec une taille de 1 personnes a consommé 2 Pièce en Petit de Carotte qui est relativement élevé comme consommation par rapport à la condition de vie des autres ménages de même taille dans cette zone. Prière de corriger ou de confirmer avec le QG. Incohérence!! Dans ce ménage, chaque individus consomme par jour 604.6229 Kg  de cereale; Prière de revoir les quantités prises de ces produits.</w:t>
       </w:r>
     </w:p>
     <w:p>
